--- a/交付成果/第三轮修订版/第三轮4周版/读书会15_心路过程与心识作用_4周资料包（第三版修订）/Word版/第4周_速行安止心路与修行应用_主持人版.docx
+++ b/交付成果/第三轮修订版/第三轮4周版/读书会15_心路过程与心识作用_4周资料包（第三版修订）/Word版/第4周_速行安止心路与修行应用_主持人版.docx
@@ -18956,6 +18956,317 @@
           <w:b w:val="0"/>
         </w:rPr>
         <w:t>&lt;!--EXT_READ--&gt;</w:t>
+      </w:r>
+    </w:p>
+    <w:p>
+      <w:r>
+        <w:rPr>
+          <w:b/>
+          <w:color w:val="1F3864"/>
+          <w:sz w:val="26"/>
+        </w:rPr>
+        <w:t>🖼 课件原图（源 PDF 渲染·供投屏）</w:t>
+      </w:r>
+    </w:p>
+    <w:p>
+      <w:pPr>
+        <w:ind w:left="170"/>
+        <w:pBdr>
+          <w:left w:val="single" w:sz="18" w:space="4" w:color="1F3864"/>
+        </w:pBdr>
+        <w:shd w:val="clear" w:fill="F2F5FA"/>
+      </w:pPr>
+      <w:r>
+        <w:rPr>
+          <w:b w:val="0"/>
+        </w:rPr>
+        <w:t>下列图片为正文标注「图形页／无法逐字提取／图版」处对应的</w:t>
+      </w:r>
+      <w:r>
+        <w:rPr>
+          <w:b/>
+        </w:rPr>
+        <w:t>源课件整页渲染</w:t>
+      </w:r>
+      <w:r>
+        <w:rPr>
+          <w:b w:val="0"/>
+        </w:rPr>
+        <w:t>（自知识库媒体导出后 pymupdf 渲染，最大宽约 1200px），供投屏或板书对照；每页标注源材料与页码。共读原文文字未改。</w:t>
+      </w:r>
+    </w:p>
+    <w:p>
+      <w:r>
+        <w:rPr>
+          <w:b/>
+        </w:rPr>
+        <w:t>《如来禅修学体系83-摄路分别2-古源尊者-20250330（课件）》</w:t>
+      </w:r>
+      <w:r>
+        <w:rPr>
+          <w:b w:val="0"/>
+        </w:rPr>
+        <w:t>（源 PDF 共渲染 10 页）：</w:t>
+      </w:r>
+    </w:p>
+    <w:p>
+      <w:r>
+        <w:rPr>
+          <w:b w:val="0"/>
+        </w:rPr>
+        <w:t>![课件原图·如来禅修学体系83-摄路分别2-古源尊者-20250330（课件）·第1页](课件原图/课件原图_22831605_p01.png)</w:t>
+      </w:r>
+    </w:p>
+    <w:p>
+      <w:r>
+        <w:rPr>
+          <w:b w:val="0"/>
+        </w:rPr>
+        <w:t>![课件原图·如来禅修学体系83-摄路分别2-古源尊者-20250330（课件）·第2页](课件原图/课件原图_22831605_p02.png)</w:t>
+      </w:r>
+    </w:p>
+    <w:p>
+      <w:r>
+        <w:rPr>
+          <w:b w:val="0"/>
+        </w:rPr>
+        <w:t>![课件原图·如来禅修学体系83-摄路分别2-古源尊者-20250330（课件）·第3页](课件原图/课件原图_22831605_p03.png)</w:t>
+      </w:r>
+    </w:p>
+    <w:p>
+      <w:r>
+        <w:rPr>
+          <w:b w:val="0"/>
+        </w:rPr>
+        <w:t>![课件原图·如来禅修学体系83-摄路分别2-古源尊者-20250330（课件）·第4页](课件原图/课件原图_22831605_p04.png)</w:t>
+      </w:r>
+    </w:p>
+    <w:p>
+      <w:r>
+        <w:rPr>
+          <w:b w:val="0"/>
+        </w:rPr>
+        <w:t>![课件原图·如来禅修学体系83-摄路分别2-古源尊者-20250330（课件）·第5页](课件原图/课件原图_22831605_p05.png)</w:t>
+      </w:r>
+    </w:p>
+    <w:p>
+      <w:r>
+        <w:rPr>
+          <w:b w:val="0"/>
+        </w:rPr>
+        <w:t>![课件原图·如来禅修学体系83-摄路分别2-古源尊者-20250330（课件）·第6页](课件原图/课件原图_22831605_p06.png)</w:t>
+      </w:r>
+    </w:p>
+    <w:p>
+      <w:r>
+        <w:rPr>
+          <w:b w:val="0"/>
+        </w:rPr>
+        <w:t>![课件原图·如来禅修学体系83-摄路分别2-古源尊者-20250330（课件）·第7页](课件原图/课件原图_22831605_p07.png)</w:t>
+      </w:r>
+    </w:p>
+    <w:p>
+      <w:r>
+        <w:rPr>
+          <w:b w:val="0"/>
+        </w:rPr>
+        <w:t>![课件原图·如来禅修学体系83-摄路分别2-古源尊者-20250330（课件）·第8页](课件原图/课件原图_22831605_p08.png)</w:t>
+      </w:r>
+    </w:p>
+    <w:p>
+      <w:r>
+        <w:rPr>
+          <w:b w:val="0"/>
+        </w:rPr>
+        <w:t>![课件原图·如来禅修学体系83-摄路分别2-古源尊者-20250330（课件）·第9页](课件原图/课件原图_22831605_p09.png)</w:t>
+      </w:r>
+    </w:p>
+    <w:p>
+      <w:r>
+        <w:rPr>
+          <w:b w:val="0"/>
+        </w:rPr>
+        <w:t>![课件原图·如来禅修学体系83-摄路分别2-古源尊者-20250330（课件）·第10页](课件原图/课件原图_22831605_p10.png)</w:t>
+      </w:r>
+    </w:p>
+    <w:p>
+      <w:r>
+        <w:rPr>
+          <w:b/>
+        </w:rPr>
+        <w:t>《如来禅修学体系39-摄心分别1-古源尊者-20250210（课件）》</w:t>
+      </w:r>
+      <w:r>
+        <w:rPr>
+          <w:b w:val="0"/>
+        </w:rPr>
+        <w:t>（源 PDF 共渲染 9 页）：</w:t>
+      </w:r>
+    </w:p>
+    <w:p>
+      <w:r>
+        <w:rPr>
+          <w:b w:val="0"/>
+        </w:rPr>
+        <w:t>![课件原图·如来禅修学体系39-摄心分别1-古源尊者-20250210（课件）·第1页](课件原图/课件原图_22831605_p01.png)</w:t>
+      </w:r>
+    </w:p>
+    <w:p>
+      <w:r>
+        <w:rPr>
+          <w:b w:val="0"/>
+        </w:rPr>
+        <w:t>![课件原图·如来禅修学体系39-摄心分别1-古源尊者-20250210（课件）·第2页](课件原图/课件原图_22831605_p02.png)</w:t>
+      </w:r>
+    </w:p>
+    <w:p>
+      <w:r>
+        <w:rPr>
+          <w:b w:val="0"/>
+        </w:rPr>
+        <w:t>![课件原图·如来禅修学体系39-摄心分别1-古源尊者-20250210（课件）·第3页](课件原图/课件原图_22831605_p03.png)</w:t>
+      </w:r>
+    </w:p>
+    <w:p>
+      <w:r>
+        <w:rPr>
+          <w:b w:val="0"/>
+        </w:rPr>
+        <w:t>![课件原图·如来禅修学体系39-摄心分别1-古源尊者-20250210（课件）·第4页](课件原图/课件原图_22831605_p04.png)</w:t>
+      </w:r>
+    </w:p>
+    <w:p>
+      <w:r>
+        <w:rPr>
+          <w:b w:val="0"/>
+        </w:rPr>
+        <w:t>![课件原图·如来禅修学体系39-摄心分别1-古源尊者-20250210（课件）·第5页](课件原图/课件原图_22831605_p05.png)</w:t>
+      </w:r>
+    </w:p>
+    <w:p>
+      <w:r>
+        <w:rPr>
+          <w:b w:val="0"/>
+        </w:rPr>
+        <w:t>![课件原图·如来禅修学体系39-摄心分别1-古源尊者-20250210（课件）·第6页](课件原图/课件原图_22831605_p06.png)</w:t>
+      </w:r>
+    </w:p>
+    <w:p>
+      <w:r>
+        <w:rPr>
+          <w:b w:val="0"/>
+        </w:rPr>
+        <w:t>![课件原图·如来禅修学体系39-摄心分别1-古源尊者-20250210（课件）·第7页](课件原图/课件原图_22831605_p07.png)</w:t>
+      </w:r>
+    </w:p>
+    <w:p>
+      <w:r>
+        <w:rPr>
+          <w:b w:val="0"/>
+        </w:rPr>
+        <w:t>![课件原图·如来禅修学体系39-摄心分别1-古源尊者-20250210（课件）·第8页](课件原图/课件原图_22831605_p08.png)</w:t>
+      </w:r>
+    </w:p>
+    <w:p>
+      <w:r>
+        <w:rPr>
+          <w:b w:val="0"/>
+        </w:rPr>
+        <w:t>![课件原图·如来禅修学体系39-摄心分别1-古源尊者-20250210（课件）·第9页](课件原图/课件原图_22831605_p09.png)</w:t>
+      </w:r>
+    </w:p>
+    <w:p>
+      <w:r>
+        <w:rPr>
+          <w:b/>
+        </w:rPr>
+        <w:t>《如来禅修学体系45-摄杂分别1-古源尊者-20250220（课件）》</w:t>
+      </w:r>
+      <w:r>
+        <w:rPr>
+          <w:b w:val="0"/>
+        </w:rPr>
+        <w:t>（源 PDF 共渲染 10 页）：</w:t>
+      </w:r>
+    </w:p>
+    <w:p>
+      <w:r>
+        <w:rPr>
+          <w:b w:val="0"/>
+        </w:rPr>
+        <w:t>![课件原图·如来禅修学体系45-摄杂分别1-古源尊者-20250220（课件）·第1页](课件原图/课件原图_22831605_p01.png)</w:t>
+      </w:r>
+    </w:p>
+    <w:p>
+      <w:r>
+        <w:rPr>
+          <w:b w:val="0"/>
+        </w:rPr>
+        <w:t>![课件原图·如来禅修学体系45-摄杂分别1-古源尊者-20250220（课件）·第2页](课件原图/课件原图_22831605_p02.png)</w:t>
+      </w:r>
+    </w:p>
+    <w:p>
+      <w:r>
+        <w:rPr>
+          <w:b w:val="0"/>
+        </w:rPr>
+        <w:t>![课件原图·如来禅修学体系45-摄杂分别1-古源尊者-20250220（课件）·第3页](课件原图/课件原图_22831605_p03.png)</w:t>
+      </w:r>
+    </w:p>
+    <w:p>
+      <w:r>
+        <w:rPr>
+          <w:b w:val="0"/>
+        </w:rPr>
+        <w:t>![课件原图·如来禅修学体系45-摄杂分别1-古源尊者-20250220（课件）·第4页](课件原图/课件原图_22831605_p04.png)</w:t>
+      </w:r>
+    </w:p>
+    <w:p>
+      <w:r>
+        <w:rPr>
+          <w:b w:val="0"/>
+        </w:rPr>
+        <w:t>![课件原图·如来禅修学体系45-摄杂分别1-古源尊者-20250220（课件）·第5页](课件原图/课件原图_22831605_p05.png)</w:t>
+      </w:r>
+    </w:p>
+    <w:p>
+      <w:r>
+        <w:rPr>
+          <w:b w:val="0"/>
+        </w:rPr>
+        <w:t>![课件原图·如来禅修学体系45-摄杂分别1-古源尊者-20250220（课件）·第6页](课件原图/课件原图_22831605_p06.png)</w:t>
+      </w:r>
+    </w:p>
+    <w:p>
+      <w:r>
+        <w:rPr>
+          <w:b w:val="0"/>
+        </w:rPr>
+        <w:t>![课件原图·如来禅修学体系45-摄杂分别1-古源尊者-20250220（课件）·第7页](课件原图/课件原图_22831605_p07.png)</w:t>
+      </w:r>
+    </w:p>
+    <w:p>
+      <w:r>
+        <w:rPr>
+          <w:b w:val="0"/>
+        </w:rPr>
+        <w:t>![课件原图·如来禅修学体系45-摄杂分别1-古源尊者-20250220（课件）·第8页](课件原图/课件原图_22831605_p08.png)</w:t>
+      </w:r>
+    </w:p>
+    <w:p>
+      <w:r>
+        <w:rPr>
+          <w:b w:val="0"/>
+        </w:rPr>
+        <w:t>![课件原图·如来禅修学体系45-摄杂分别1-古源尊者-20250220（课件）·第9页](课件原图/课件原图_22831605_p09.png)</w:t>
+      </w:r>
+    </w:p>
+    <w:p>
+      <w:r>
+        <w:rPr>
+          <w:b w:val="0"/>
+        </w:rPr>
+        <w:t>![课件原图·如来禅修学体系45-摄杂分别1-古源尊者-20250220（课件）·第10页](课件原图/课件原图_22831605_p10.png)</w:t>
       </w:r>
     </w:p>
     <w:sectPr>

--- a/交付成果/第三轮修订版/第三轮4周版/读书会15_心路过程与心识作用_4周资料包（第三版修订）/Word版/第4周_速行安止心路与修行应用_主持人版.docx
+++ b/交付成果/第三轮修订版/第三轮4周版/读书会15_心路过程与心识作用_4周资料包（第三版修订）/Word版/第4周_速行安止心路与修行应用_主持人版.docx
@@ -18992,281 +18992,353 @@
         <w:rPr>
           <w:b w:val="0"/>
         </w:rPr>
-        <w:t>（自知识库媒体导出后 pymupdf 渲染，最大宽约 1200px），供投屏或板书对照；每页标注源材料与页码。共读原文文字未改。</w:t>
-      </w:r>
-    </w:p>
-    <w:p>
-      <w:r>
-        <w:rPr>
-          <w:b/>
-        </w:rPr>
-        <w:t>《如来禅修学体系83-摄路分别2-古源尊者-20250330（课件）》</w:t>
-      </w:r>
-      <w:r>
-        <w:rPr>
-          <w:b w:val="0"/>
-        </w:rPr>
-        <w:t>（源 PDF 共渲染 10 页）：</w:t>
-      </w:r>
-    </w:p>
-    <w:p>
-      <w:r>
-        <w:rPr>
-          <w:b w:val="0"/>
-        </w:rPr>
-        <w:t>![课件原图·如来禅修学体系83-摄路分别2-古源尊者-20250330（课件）·第1页](课件原图/课件原图_22831605_p01.png)</w:t>
-      </w:r>
-    </w:p>
-    <w:p>
-      <w:r>
-        <w:rPr>
-          <w:b w:val="0"/>
-        </w:rPr>
-        <w:t>![课件原图·如来禅修学体系83-摄路分别2-古源尊者-20250330（课件）·第2页](课件原图/课件原图_22831605_p02.png)</w:t>
-      </w:r>
-    </w:p>
-    <w:p>
-      <w:r>
-        <w:rPr>
-          <w:b w:val="0"/>
-        </w:rPr>
-        <w:t>![课件原图·如来禅修学体系83-摄路分别2-古源尊者-20250330（课件）·第3页](课件原图/课件原图_22831605_p03.png)</w:t>
-      </w:r>
-    </w:p>
-    <w:p>
-      <w:r>
-        <w:rPr>
-          <w:b w:val="0"/>
-        </w:rPr>
-        <w:t>![课件原图·如来禅修学体系83-摄路分别2-古源尊者-20250330（课件）·第4页](课件原图/课件原图_22831605_p04.png)</w:t>
-      </w:r>
-    </w:p>
-    <w:p>
-      <w:r>
-        <w:rPr>
-          <w:b w:val="0"/>
-        </w:rPr>
-        <w:t>![课件原图·如来禅修学体系83-摄路分别2-古源尊者-20250330（课件）·第5页](课件原图/课件原图_22831605_p05.png)</w:t>
-      </w:r>
-    </w:p>
-    <w:p>
-      <w:r>
-        <w:rPr>
-          <w:b w:val="0"/>
-        </w:rPr>
-        <w:t>![课件原图·如来禅修学体系83-摄路分别2-古源尊者-20250330（课件）·第6页](课件原图/课件原图_22831605_p06.png)</w:t>
-      </w:r>
-    </w:p>
-    <w:p>
-      <w:r>
-        <w:rPr>
-          <w:b w:val="0"/>
-        </w:rPr>
-        <w:t>![课件原图·如来禅修学体系83-摄路分别2-古源尊者-20250330（课件）·第7页](课件原图/课件原图_22831605_p07.png)</w:t>
-      </w:r>
-    </w:p>
-    <w:p>
-      <w:r>
-        <w:rPr>
-          <w:b w:val="0"/>
-        </w:rPr>
-        <w:t>![课件原图·如来禅修学体系83-摄路分别2-古源尊者-20250330（课件）·第8页](课件原图/课件原图_22831605_p08.png)</w:t>
-      </w:r>
-    </w:p>
-    <w:p>
-      <w:r>
-        <w:rPr>
-          <w:b w:val="0"/>
-        </w:rPr>
-        <w:t>![课件原图·如来禅修学体系83-摄路分别2-古源尊者-20250330（课件）·第9页](课件原图/课件原图_22831605_p09.png)</w:t>
-      </w:r>
-    </w:p>
-    <w:p>
-      <w:r>
-        <w:rPr>
-          <w:b w:val="0"/>
-        </w:rPr>
-        <w:t>![课件原图·如来禅修学体系83-摄路分别2-古源尊者-20250330（课件）·第10页](课件原图/课件原图_22831605_p10.png)</w:t>
-      </w:r>
-    </w:p>
-    <w:p>
-      <w:r>
-        <w:rPr>
-          <w:b/>
-        </w:rPr>
-        <w:t>《如来禅修学体系39-摄心分别1-古源尊者-20250210（课件）》</w:t>
-      </w:r>
-      <w:r>
-        <w:rPr>
-          <w:b w:val="0"/>
-        </w:rPr>
-        <w:t>（源 PDF 共渲染 9 页）：</w:t>
-      </w:r>
-    </w:p>
-    <w:p>
-      <w:r>
-        <w:rPr>
-          <w:b w:val="0"/>
-        </w:rPr>
-        <w:t>![课件原图·如来禅修学体系39-摄心分别1-古源尊者-20250210（课件）·第1页](课件原图/课件原图_22831605_p01.png)</w:t>
-      </w:r>
-    </w:p>
-    <w:p>
-      <w:r>
-        <w:rPr>
-          <w:b w:val="0"/>
-        </w:rPr>
-        <w:t>![课件原图·如来禅修学体系39-摄心分别1-古源尊者-20250210（课件）·第2页](课件原图/课件原图_22831605_p02.png)</w:t>
-      </w:r>
-    </w:p>
-    <w:p>
-      <w:r>
-        <w:rPr>
-          <w:b w:val="0"/>
-        </w:rPr>
-        <w:t>![课件原图·如来禅修学体系39-摄心分别1-古源尊者-20250210（课件）·第3页](课件原图/课件原图_22831605_p03.png)</w:t>
-      </w:r>
-    </w:p>
-    <w:p>
-      <w:r>
-        <w:rPr>
-          <w:b w:val="0"/>
-        </w:rPr>
-        <w:t>![课件原图·如来禅修学体系39-摄心分别1-古源尊者-20250210（课件）·第4页](课件原图/课件原图_22831605_p04.png)</w:t>
-      </w:r>
-    </w:p>
-    <w:p>
-      <w:r>
-        <w:rPr>
-          <w:b w:val="0"/>
-        </w:rPr>
-        <w:t>![课件原图·如来禅修学体系39-摄心分别1-古源尊者-20250210（课件）·第5页](课件原图/课件原图_22831605_p05.png)</w:t>
-      </w:r>
-    </w:p>
-    <w:p>
-      <w:r>
-        <w:rPr>
-          <w:b w:val="0"/>
-        </w:rPr>
-        <w:t>![课件原图·如来禅修学体系39-摄心分别1-古源尊者-20250210（课件）·第6页](课件原图/课件原图_22831605_p06.png)</w:t>
-      </w:r>
-    </w:p>
-    <w:p>
-      <w:r>
-        <w:rPr>
-          <w:b w:val="0"/>
-        </w:rPr>
-        <w:t>![课件原图·如来禅修学体系39-摄心分别1-古源尊者-20250210（课件）·第7页](课件原图/课件原图_22831605_p07.png)</w:t>
-      </w:r>
-    </w:p>
-    <w:p>
-      <w:r>
-        <w:rPr>
-          <w:b w:val="0"/>
-        </w:rPr>
-        <w:t>![课件原图·如来禅修学体系39-摄心分别1-古源尊者-20250210（课件）·第8页](课件原图/课件原图_22831605_p08.png)</w:t>
-      </w:r>
-    </w:p>
-    <w:p>
-      <w:r>
-        <w:rPr>
-          <w:b w:val="0"/>
-        </w:rPr>
-        <w:t>![课件原图·如来禅修学体系39-摄心分别1-古源尊者-20250210（课件）·第9页](课件原图/课件原图_22831605_p09.png)</w:t>
-      </w:r>
-    </w:p>
-    <w:p>
-      <w:r>
-        <w:rPr>
-          <w:b/>
-        </w:rPr>
-        <w:t>《如来禅修学体系45-摄杂分别1-古源尊者-20250220（课件）》</w:t>
-      </w:r>
-      <w:r>
-        <w:rPr>
-          <w:b w:val="0"/>
-        </w:rPr>
-        <w:t>（源 PDF 共渲染 10 页）：</w:t>
-      </w:r>
-    </w:p>
-    <w:p>
-      <w:r>
-        <w:rPr>
-          <w:b w:val="0"/>
-        </w:rPr>
-        <w:t>![课件原图·如来禅修学体系45-摄杂分别1-古源尊者-20250220（课件）·第1页](课件原图/课件原图_22831605_p01.png)</w:t>
-      </w:r>
-    </w:p>
-    <w:p>
-      <w:r>
-        <w:rPr>
-          <w:b w:val="0"/>
-        </w:rPr>
-        <w:t>![课件原图·如来禅修学体系45-摄杂分别1-古源尊者-20250220（课件）·第2页](课件原图/课件原图_22831605_p02.png)</w:t>
-      </w:r>
-    </w:p>
-    <w:p>
-      <w:r>
-        <w:rPr>
-          <w:b w:val="0"/>
-        </w:rPr>
-        <w:t>![课件原图·如来禅修学体系45-摄杂分别1-古源尊者-20250220（课件）·第3页](课件原图/课件原图_22831605_p03.png)</w:t>
-      </w:r>
-    </w:p>
-    <w:p>
-      <w:r>
-        <w:rPr>
-          <w:b w:val="0"/>
-        </w:rPr>
-        <w:t>![课件原图·如来禅修学体系45-摄杂分别1-古源尊者-20250220（课件）·第4页](课件原图/课件原图_22831605_p04.png)</w:t>
-      </w:r>
-    </w:p>
-    <w:p>
-      <w:r>
-        <w:rPr>
-          <w:b w:val="0"/>
-        </w:rPr>
-        <w:t>![课件原图·如来禅修学体系45-摄杂分别1-古源尊者-20250220（课件）·第5页](课件原图/课件原图_22831605_p05.png)</w:t>
-      </w:r>
-    </w:p>
-    <w:p>
-      <w:r>
-        <w:rPr>
-          <w:b w:val="0"/>
-        </w:rPr>
-        <w:t>![课件原图·如来禅修学体系45-摄杂分别1-古源尊者-20250220（课件）·第6页](课件原图/课件原图_22831605_p06.png)</w:t>
-      </w:r>
-    </w:p>
-    <w:p>
-      <w:r>
-        <w:rPr>
-          <w:b w:val="0"/>
-        </w:rPr>
-        <w:t>![课件原图·如来禅修学体系45-摄杂分别1-古源尊者-20250220（课件）·第7页](课件原图/课件原图_22831605_p07.png)</w:t>
-      </w:r>
-    </w:p>
-    <w:p>
-      <w:r>
-        <w:rPr>
-          <w:b w:val="0"/>
-        </w:rPr>
-        <w:t>![课件原图·如来禅修学体系45-摄杂分别1-古源尊者-20250220（课件）·第8页](课件原图/课件原图_22831605_p08.png)</w:t>
-      </w:r>
-    </w:p>
-    <w:p>
-      <w:r>
-        <w:rPr>
-          <w:b w:val="0"/>
-        </w:rPr>
-        <w:t>![课件原图·如来禅修学体系45-摄杂分别1-古源尊者-20250220（课件）·第9页](课件原图/课件原图_22831605_p09.png)</w:t>
-      </w:r>
-    </w:p>
-    <w:p>
-      <w:r>
-        <w:rPr>
-          <w:b w:val="0"/>
-        </w:rPr>
-        <w:t>![课件原图·如来禅修学体系45-摄杂分别1-古源尊者-20250220（课件）·第10页](课件原图/课件原图_22831605_p10.png)</w:t>
+        <w:t>（自知识库媒体导出后 pymupdf 渲染，最大宽约 1200px），供投屏或板书对照；每页标注源材料与页码。《共读原文》文字一字未改。</w:t>
+      </w:r>
+    </w:p>
+    <w:p>
+      <w:r>
+        <w:rPr>
+          <w:b/>
+        </w:rPr>
+        <w:t>拼版总图（整册缩略·目视定位用）</w:t>
+      </w:r>
+    </w:p>
+    <w:p>
+      <w:pPr>
+        <w:pStyle w:val="ListBullet"/>
+      </w:pPr>
+      <w:r>
+        <w:rPr>
+          <w:b w:val="0"/>
+        </w:rPr>
+        <w:t>《如来禅修学体系83-摄路分别2-古源尊者-20250330（课件）》：![拼版总图·如来禅修学体系83-摄路分别2-古源尊者-20250330（课件）](课件原图/拼版_d42bd144.png)</w:t>
+      </w:r>
+    </w:p>
+    <w:p>
+      <w:pPr>
+        <w:pStyle w:val="ListBullet"/>
+      </w:pPr>
+      <w:r>
+        <w:rPr>
+          <w:b w:val="0"/>
+        </w:rPr>
+        <w:t>《摄阿毗达摩义论表解-简体-完整版201802.pdf》：![拼版总图·摄阿毗达摩义论表解-简体-完整版201802.pdf](课件原图/拼版_713cfba9.png)</w:t>
+      </w:r>
+    </w:p>
+    <w:p>
+      <w:pPr>
+        <w:pStyle w:val="ListBullet"/>
+      </w:pPr>
+      <w:r>
+        <w:rPr>
+          <w:b w:val="0"/>
+        </w:rPr>
+        <w:t>《如来禅修学体系39-摄心分别1-古源尊者-20250210（课件）》：![拼版总图·如来禅修学体系39-摄心分别1-古源尊者-20250210（课件）](课件原图/拼版_daab1b23.png)</w:t>
+      </w:r>
+    </w:p>
+    <w:p>
+      <w:pPr>
+        <w:pStyle w:val="ListBullet"/>
+      </w:pPr>
+      <w:r>
+        <w:rPr>
+          <w:b w:val="0"/>
+        </w:rPr>
+        <w:t>《如来禅修学体系45-摄杂分别1-古源尊者-20250220（课件）》：![拼版总图·如来禅修学体系45-摄杂分别1-古源尊者-20250220（课件）](课件原图/拼版_579c8e05.png)</w:t>
+      </w:r>
+    </w:p>
+    <w:p>
+      <w:pPr>
+        <w:pStyle w:val="ListBullet"/>
+      </w:pPr>
+      <w:r>
+        <w:rPr>
+          <w:b w:val="0"/>
+        </w:rPr>
+        <w:t>《第012讲-前行-五种规律_大脑与心的关系-（共修版）》：![拼版总图·第012讲-前行-五种规律_大脑与心的关系-（共修版）](课件原图/拼版_b286abab.png)</w:t>
+      </w:r>
+    </w:p>
+    <w:p>
+      <w:r>
+        <w:rPr>
+          <w:b/>
+        </w:rPr>
+        <w:t>图形页（目视定位所得）</w:t>
+      </w:r>
+    </w:p>
+    <w:p>
+      <w:pPr>
+        <w:pStyle w:val="ListBullet"/>
+      </w:pPr>
+      <w:r>
+        <w:rPr>
+          <w:b w:val="0"/>
+        </w:rPr>
+        <w:t>《如来禅修学体系83-摄路分别2-古源尊者-20250330（课件）》第3页（流程图·五门心路数算）：![课件原图·如来禅修学体系83-摄路分别2-古源尊者-20250330（课件）·第3页](课件原图/课件原图_d42bd144_p03.png)</w:t>
+      </w:r>
+    </w:p>
+    <w:p>
+      <w:pPr>
+        <w:pStyle w:val="ListBullet"/>
+      </w:pPr>
+      <w:r>
+        <w:rPr>
+          <w:b w:val="0"/>
+        </w:rPr>
+        <w:t>《如来禅修学体系83-摄路分别2-古源尊者-20250330（课件）》第4页（表格·不同所缘强度五门心路）：![课件原图·如来禅修学体系83-摄路分别2-古源尊者-20250330（课件）·第4页](课件原图/课件原图_d42bd144_p04.png)</w:t>
+      </w:r>
+    </w:p>
+    <w:p>
+      <w:pPr>
+        <w:pStyle w:val="ListBullet"/>
+      </w:pPr>
+      <w:r>
+        <w:rPr>
+          <w:b w:val="0"/>
+        </w:rPr>
+        <w:t>《如来禅修学体系83-摄路分别2-古源尊者-20250330（课件）》第5页（表格·意门心路强度）：![课件原图·如来禅修学体系83-摄路分别2-古源尊者-20250330（课件）·第5页](课件原图/课件原图_d42bd144_p05.png)</w:t>
+      </w:r>
+    </w:p>
+    <w:p>
+      <w:pPr>
+        <w:pStyle w:val="ListBullet"/>
+      </w:pPr>
+      <w:r>
+        <w:rPr>
+          <w:b w:val="0"/>
+        </w:rPr>
+        <w:t>《如来禅修学体系83-摄路分别2-古源尊者-20250330（课件）》第6页（流程图·安止速行心路（初入禅那））：![课件原图·如来禅修学体系83-摄路分别2-古源尊者-20250330（课件）·第6页](课件原图/课件原图_d42bd144_p06.png)</w:t>
+      </w:r>
+    </w:p>
+    <w:p>
+      <w:pPr>
+        <w:pStyle w:val="ListBullet"/>
+      </w:pPr>
+      <w:r>
+        <w:rPr>
+          <w:b w:val="0"/>
+        </w:rPr>
+        <w:t>《如来禅修学体系83-摄路分别2-古源尊者-20250330（课件）》第8页（流程图·道心路过程）：![课件原图·如来禅修学体系83-摄路分别2-古源尊者-20250330（课件）·第8页](课件原图/课件原图_d42bd144_p08.png)</w:t>
+      </w:r>
+    </w:p>
+    <w:p>
+      <w:pPr>
+        <w:pStyle w:val="ListBullet"/>
+      </w:pPr>
+      <w:r>
+        <w:rPr>
+          <w:b w:val="0"/>
+        </w:rPr>
+        <w:t>《如来禅修学体系83-摄路分别2-古源尊者-20250330（课件）》第11页（流程图·灭尽定心路）：![课件原图·如来禅修学体系83-摄路分别2-古源尊者-20250330（课件）·第11页](课件原图/课件原图_d42bd144_p11.png)</w:t>
+      </w:r>
+    </w:p>
+    <w:p>
+      <w:pPr>
+        <w:pStyle w:val="ListBullet"/>
+      </w:pPr>
+      <w:r>
+        <w:rPr>
+          <w:b w:val="0"/>
+        </w:rPr>
+        <w:t>《如来禅修学体系83-摄路分别2-古源尊者-20250330（课件）》第12页（表格·心路心数量统计）：![课件原图·如来禅修学体系83-摄路分别2-古源尊者-20250330（课件）·第12页](课件原图/课件原图_d42bd144_p12.png)</w:t>
+      </w:r>
+    </w:p>
+    <w:p>
+      <w:pPr>
+        <w:pStyle w:val="ListBullet"/>
+      </w:pPr>
+      <w:r>
+        <w:rPr>
+          <w:b w:val="0"/>
+        </w:rPr>
+        <w:t>《摄阿毗达摩义论表解-简体-完整版201802.pdf》第15页（心流图·心相续流图与各心对表）：![课件原图·摄阿毗达摩义论表解-简体-完整版201802.pdf·第15页](课件原图/课件原图_713cfba9_p15.png)</w:t>
+      </w:r>
+    </w:p>
+    <w:p>
+      <w:pPr>
+        <w:pStyle w:val="ListBullet"/>
+      </w:pPr>
+      <w:r>
+        <w:rPr>
+          <w:b w:val="0"/>
+        </w:rPr>
+        <w:t>《摄阿毗达摩义论表解-简体-完整版201802.pdf》第43页（结构图·缘起图与八十九心明细表）：![课件原图·摄阿毗达摩义论表解-简体-完整版201802.pdf·第43页](课件原图/课件原图_713cfba9_p43.png)</w:t>
+      </w:r>
+    </w:p>
+    <w:p>
+      <w:pPr>
+        <w:pStyle w:val="ListBullet"/>
+      </w:pPr>
+      <w:r>
+        <w:rPr>
+          <w:b w:val="0"/>
+        </w:rPr>
+        <w:t>《摄阿毗达摩义论表解-简体-完整版201802.pdf》第61页（表格·摄门一览表）：![课件原图·摄阿毗达摩义论表解-简体-完整版201802.pdf·第61页](课件原图/课件原图_713cfba9_p61.png)</w:t>
+      </w:r>
+    </w:p>
+    <w:p>
+      <w:pPr>
+        <w:pStyle w:val="ListBullet"/>
+      </w:pPr>
+      <w:r>
+        <w:rPr>
+          <w:b w:val="0"/>
+        </w:rPr>
+        <w:t>《摄阿毗达摩义论表解-简体-完整版201802.pdf》第74页（心路图·欲界五门与意门心路过程）：![课件原图·摄阿毗达摩义论表解-简体-完整版201802.pdf·第74页](课件原图/课件原图_713cfba9_p74.png)</w:t>
+      </w:r>
+    </w:p>
+    <w:p>
+      <w:pPr>
+        <w:pStyle w:val="ListBullet"/>
+      </w:pPr>
+      <w:r>
+        <w:rPr>
+          <w:b w:val="0"/>
+        </w:rPr>
+        <w:t>《摄阿毗达摩义论表解-简体-完整版201802.pdf》第76页（结构图·不同所缘强度心路）：![课件原图·摄阿毗达摩义论表解-简体-完整版201802.pdf·第76页](课件原图/课件原图_713cfba9_p76.png)</w:t>
+      </w:r>
+    </w:p>
+    <w:p>
+      <w:pPr>
+        <w:pStyle w:val="ListBullet"/>
+      </w:pPr>
+      <w:r>
+        <w:rPr>
+          <w:b w:val="0"/>
+        </w:rPr>
+        <w:t>《摄阿毗达摩义论表解-简体-完整版201802.pdf》第77页（总表·五门心路过程总览）：![课件原图·摄阿毗达摩义论表解-简体-完整版201802.pdf·第77页](课件原图/课件原图_713cfba9_p77.png)</w:t>
+      </w:r>
+    </w:p>
+    <w:p>
+      <w:pPr>
+        <w:pStyle w:val="ListBullet"/>
+      </w:pPr>
+      <w:r>
+        <w:rPr>
+          <w:b w:val="0"/>
+        </w:rPr>
+        <w:t>《摄阿毗达摩义论表解-简体-完整版201802.pdf》第80页（心路图·道心与果心心路）：![课件原图·摄阿毗达摩义论表解-简体-完整版201802.pdf·第80页](课件原图/课件原图_713cfba9_p80.png)</w:t>
+      </w:r>
+    </w:p>
+    <w:p>
+      <w:pPr>
+        <w:pStyle w:val="ListBullet"/>
+      </w:pPr>
+      <w:r>
+        <w:rPr>
+          <w:b w:val="0"/>
+        </w:rPr>
+        <w:t>《如来禅修学体系39-摄心分别1-古源尊者-20250210（课件）》第3页（流程图·心相续流图）：![课件原图·如来禅修学体系39-摄心分别1-古源尊者-20250210（课件）·第3页](课件原图/课件原图_daab1b23_p03.png)</w:t>
+      </w:r>
+    </w:p>
+    <w:p>
+      <w:pPr>
+        <w:pStyle w:val="ListBullet"/>
+      </w:pPr>
+      <w:r>
+        <w:rPr>
+          <w:b w:val="0"/>
+        </w:rPr>
+        <w:t>《如来禅修学体系39-摄心分别1-古源尊者-20250210（课件）》第5页（结构图·五种法则）：![课件原图·如来禅修学体系39-摄心分别1-古源尊者-20250210（课件）·第5页](课件原图/课件原图_daab1b23_p05.png)</w:t>
+      </w:r>
+    </w:p>
+    <w:p>
+      <w:pPr>
+        <w:pStyle w:val="ListBullet"/>
+      </w:pPr>
+      <w:r>
+        <w:rPr>
+          <w:b w:val="0"/>
+        </w:rPr>
+        <w:t>《如来禅修学体系45-摄杂分别1-古源尊者-20250220（课件）》第3页（流程图·心相续流图）：![课件原图·如来禅修学体系45-摄杂分别1-古源尊者-20250220（课件）·第3页](课件原图/课件原图_579c8e05_p03.png)</w:t>
+      </w:r>
+    </w:p>
+    <w:p>
+      <w:pPr>
+        <w:pStyle w:val="ListBullet"/>
+      </w:pPr>
+      <w:r>
+        <w:rPr>
+          <w:b w:val="0"/>
+        </w:rPr>
+        <w:t>《如来禅修学体系45-摄杂分别1-古源尊者-20250220（课件）》第4页（思维导图·从六个面分析心）：![课件原图·如来禅修学体系45-摄杂分别1-古源尊者-20250220（课件）·第4页](课件原图/课件原图_579c8e05_p04.png)</w:t>
+      </w:r>
+    </w:p>
+    <w:p>
+      <w:pPr>
+        <w:pStyle w:val="ListBullet"/>
+      </w:pPr>
+      <w:r>
+        <w:rPr>
+          <w:b w:val="0"/>
+        </w:rPr>
+        <w:t>《如来禅修学体系45-摄杂分别1-古源尊者-20250220（课件）》第6页（表格·心所分类大表）：![课件原图·如来禅修学体系45-摄杂分别1-古源尊者-20250220（课件）·第6页](课件原图/课件原图_579c8e05_p06.png)</w:t>
+      </w:r>
+    </w:p>
+    <w:p>
+      <w:pPr>
+        <w:pStyle w:val="ListBullet"/>
+      </w:pPr>
+      <w:r>
+        <w:rPr>
+          <w:b w:val="0"/>
+        </w:rPr>
+        <w:t>《如来禅修学体系45-摄杂分别1-古源尊者-20250220（课件）》第7页（流程图·心路过程对比）：![课件原图·如来禅修学体系45-摄杂分别1-古源尊者-20250220（课件）·第7页](课件原图/课件原图_579c8e05_p07.png)</w:t>
+      </w:r>
+    </w:p>
+    <w:p>
+      <w:pPr>
+        <w:pStyle w:val="ListBullet"/>
+      </w:pPr>
+      <w:r>
+        <w:rPr>
+          <w:b w:val="0"/>
+        </w:rPr>
+        <w:t>《如来禅修学体系45-摄杂分别1-古源尊者-20250220（课件）》第8页（流程图·五门与意门心路详解）：![课件原图·如来禅修学体系45-摄杂分别1-古源尊者-20250220（课件）·第8页](课件原图/课件原图_579c8e05_p08.png)</w:t>
+      </w:r>
+    </w:p>
+    <w:p>
+      <w:pPr>
+        <w:pStyle w:val="ListBullet"/>
+      </w:pPr>
+      <w:r>
+        <w:rPr>
+          <w:b w:val="0"/>
+        </w:rPr>
+        <w:t>《第012讲-前行-五种规律_大脑与心的关系-（共修版）》第1页（结构图·五种规律总览）：![课件原图·第012讲-前行-五种规律_大脑与心的关系-（共修版）·第1页](课件原图/课件原图_b286abab_p01.png)</w:t>
+      </w:r>
+    </w:p>
+    <w:p>
+      <w:pPr>
+        <w:pStyle w:val="ListBullet"/>
+      </w:pPr>
+      <w:r>
+        <w:rPr>
+          <w:b w:val="0"/>
+        </w:rPr>
+        <w:t>《第012讲-前行-五种规律_大脑与心的关系-（共修版）》第3页（流程图·心路过程）：![课件原图·第012讲-前行-五种规律_大脑与心的关系-（共修版）·第3页](课件原图/课件原图_b286abab_p03.png)</w:t>
+      </w:r>
+    </w:p>
+    <w:p>
+      <w:pPr>
+        <w:pStyle w:val="ListBullet"/>
+      </w:pPr>
+      <w:r>
+        <w:rPr>
+          <w:b w:val="0"/>
+        </w:rPr>
+        <w:t>《第012讲-前行-五种规律_大脑与心的关系-（共修版）》第5页（流程图·五门心路过程）：![课件原图·第012讲-前行-五种规律_大脑与心的关系-（共修版）·第5页](课件原图/课件原图_b286abab_p05.png)</w:t>
+      </w:r>
+    </w:p>
+    <w:p>
+      <w:pPr>
+        <w:pStyle w:val="ListBullet"/>
+      </w:pPr>
+      <w:r>
+        <w:rPr>
+          <w:b w:val="0"/>
+        </w:rPr>
+        <w:t>《第012讲-前行-五种规律_大脑与心的关系-（共修版）》第11页（流程图·眼门心路过程示意）：![课件原图·第012讲-前行-五种规律_大脑与心的关系-（共修版）·第11页](课件原图/课件原图_b286abab_p11.png)</w:t>
       </w:r>
     </w:p>
     <w:sectPr>

--- a/交付成果/第三轮修订版/第三轮4周版/读书会15_心路过程与心识作用_4周资料包（第三版修订）/Word版/第4周_速行安止心路与修行应用_主持人版.docx
+++ b/交付成果/第三轮修订版/第三轮4周版/读书会15_心路过程与心识作用_4周资料包（第三版修订）/Word版/第4周_速行安止心路与修行应用_主持人版.docx
@@ -8093,7 +8093,7 @@
         <w:rPr>
           <w:b w:val="0"/>
         </w:rPr>
-        <w:t>[00:13:48.885] 这个我们不要混淆起来，前面我们讲过了。但是，只要谈到苦果报。不可以果报啊，就可以把这个无记法呢分开来了。你无记法，它不能够带来果报。当我们谈不善心的时候，他就是带罪的，有苦果报的。就是不善法，生起来的时候就是有罪了，同时带有不善业的力量。呃，这个苦果报或者不可以果报呢啊，它就是如果我们去观察它就是。跟上一样的就是他将成就的果。啊。是从成就的角度来看呢。所以他这样的一种。阿古萨拉的这种数值呢啊，就所谓不善的这个特相，不善的特像升起来的时候，它带着什么。啊。带来什么？未来会成就什么？啊，所以带罪的不善果报的，或者不可以果报啊。</w:t>
+        <w:t>[00:13:48.885] 这个我们不要混淆起来，前面我们讲过了。但是，只要谈到苦果报。不可以果报啊，就可以把这个无记法呢分开来了。你无记法，它不能够带来果报。当我们谈不善心的时候，他就是带罪的，有苦果报的。就是不善法，生起来的时候就是有罪了，同时带有不善业的力量。呃，这个苦果报或者不可以果报呢啊，它就是如果我们去观察它就是。跟上一样的就是他将成就的果。啊。是从成就的角度来看呢。所以他这样的一种。不善的这种数值呢啊，就所谓不善的这个特相，不善的特像升起来的时候，它带着什么。啊。带来什么？未来会成就什么？啊，所以带罪的不善果报的，或者不可以果报啊。</w:t>
       </w:r>
     </w:p>
     <w:p>
@@ -8123,7 +8123,7 @@
         <w:rPr>
           <w:b w:val="0"/>
         </w:rPr>
-        <w:t>[00:20:51.170] 那么对于这个善和不善的这个塑形心的来讲的话呢，那么。除了这个能知能源呢，它还加一个功能啊是什么呢，能够带出业。它能够带出业力。啊，一般的，比如说我们五十啊，你说推脱这种果报心啊，或者这种伪作心啊，或者彼所缘心啊，或者阿拉汉的伪作心。它是不会带来业力的，但是善和不善的这个心，这种心识，这种能源能知呢？它会带出业力，也就是善和不善的业的利用啊。那个啊利用啊。那这也就是在塑形里面啊，这些心石跟其他的心石最大的差别了，嗯。</w:t>
+        <w:t>[00:20:51.170] 那么对于这个善和不善的这个速行心的来讲的话呢，那么。除了这个能知能源呢，它还加一个功能啊是什么呢，能够带出业。它能够带出业力。啊，一般的，比如说我们五识啊，你说推度这种果报心啊，或者这种唯作心啊，或者彼所缘心啊，或者阿拉汉的唯作心。它是不会带来业力的，但是善和不善的这个心，这种心识，这种能源能知呢？它会带出业力，也就是善和不善的业的利用啊。那个啊利用啊。那这也就是在速行里面啊，这些心石跟其他的心石最大的差别了，嗯。</w:t>
       </w:r>
     </w:p>
     <w:p>
@@ -8138,7 +8138,7 @@
         <w:rPr>
           <w:b w:val="0"/>
         </w:rPr>
-        <w:t>[00:21:52.960] 但是我们要注意一点呢，就是善和不善的出行呢。它能够，啊。产生业的力量，但是我们不要误解认为有某一样东西。或者某一种。啊。主体。它可以主宰这个业啊，说者认为，乃至于这个树形可以主宰这个业啊，都是错误的啊。因为在究竟法上是没有所谓的主宰，我们知道啊，所以其他多记在书里面特别的交代说。这个塑形的运作是没有人给指示的。事情发生就是这样，自然的升起，这是是一种自然的法则啊。这个自然法则是怎么表现呢？就是我们的有分流啊，我们的心流啊。</w:t>
+        <w:t>[00:21:52.960] 但是我们要注意一点呢，就是善和不善的速行呢。它能够，啊。产生业的力量，但是我们不要误解认为有某一样东西。或者某一种。啊。主体。它可以主宰这个业啊，说者认为，乃至于这个速行可以主宰这个业啊，都是错误的啊。因为在究竟法上是没有所谓的主宰，我们知道啊，所以其他多记在书里面特别的交代说。这个速行的运作是没有人给指示的。事情发生就是这样，自然的升起，这是是一种自然的法则啊。这个自然法则是怎么表现呢？就是我们的有分流啊，我们的心流啊。</w:t>
       </w:r>
     </w:p>
     <w:p>
@@ -8153,7 +8153,7 @@
         <w:rPr>
           <w:b w:val="0"/>
         </w:rPr>
-        <w:t>[00:22:49.180] 如果你没有经过很好的训练哈啊，这个塑形哈，这个整个心流没有得到很好的训练，所以有分心呢。</w:t>
+        <w:t>[00:22:49.180] 如果你没有经过很好的训练哈啊，这个速行哈，这个整个心流没有得到很好的训练，所以有分心呢。</w:t>
       </w:r>
     </w:p>
     <w:p>
@@ -8168,7 +8168,7 @@
         <w:rPr>
           <w:b w:val="0"/>
         </w:rPr>
-        <w:t>[00:22:58.560] 啊，按雷迪西亚多来讲就是蠢蠢欲动。蠢蠢欲动其实就是很不稳定，它的平静是很脆弱的，它非常非常容易被激起啊。我们讲这个水面啊，轻轻的一点风吹它都会有皱褶，好有有波纹啊，这很容易被激起来。所以当任何所言撞击到根门。</w:t>
+        <w:t>[00:22:58.560] 啊，按雷迪西亚多来讲就是蠢蠢欲动。蠢蠢欲动其实就是很不稳定，它的平静是很脆弱的，它非常非常容易被激起啊。我们讲这个水面啊，轻轻的一点风吹它都会有皱褶，好有有波纹啊，这很容易被激起来。所以当任何所缘撞击到根门。</w:t>
       </w:r>
     </w:p>
     <w:p>
@@ -8183,7 +8183,7 @@
         <w:rPr>
           <w:b w:val="0"/>
         </w:rPr>
-        <w:t>[00:23:21.180] 啊，被所缘刺激之后啊，有风就会转起啊转起我们转向啊，有风被一激动，我们转向就会升起来。诶什么东西呀啊然后根据什么所缘交给五识，眼耳鼻舌身识啊有个别的去认知，所谓的这个无所缘呢啊，那如果它是颜色，颜色就启动哦。啊，如果是声音耳子启动啊等等，然后经过啊，这个五实，然后经过领受推夺啊啊，然后这个去确定它啊是什么啊。那么这个整个过程呢，是完成对于这个所源的自然反应啊，这个过程它是一个自然反应，所有的都是这样一确定以后呢，就会接下来塑形星去扮演这个塑形的功能。</w:t>
+        <w:t>[00:23:21.180] 啊，被所缘刺激之后啊，有分就会转起啊转起我们转向啊，有分被一激动，我们转向就会升起来。诶什么东西呀啊然后根据什么所缘交给五识，眼耳鼻舌身识啊有个别的去认知，所谓的这个无所缘呢啊，那如果它是颜色，颜色就启动哦。啊，如果是声音耳子启动啊等等，然后经过啊，这个五识，然后经过领受推度啊啊，然后这个去确定它啊是什么啊。那么这个整个过程呢，是完成对于这个所缘的自然反应啊，这个过程它是一个自然反应，所有的都是这样一确定以后呢，就会接下来速行心去扮演这个速行的功能。</w:t>
       </w:r>
     </w:p>
     <w:p>
@@ -8213,7 +8213,7 @@
         <w:rPr>
           <w:b w:val="0"/>
         </w:rPr>
-        <w:t>[00:24:40.280] 那这一些过程都是自顺着自然法则，我们叫心升起的定则，或者要新的定则，它就是一个一个个这样的标准，这样的这种定义下来的，或者我们叫。等无间缘啊，那么在这里面呢，没有一个主宰啊，没有主宰。说主导说诶，你的心就必须这样升起来的哦。那也没有一个造作者说哦，我来行，你这么安排好了啊，我每个我来来做，我来做啊，没有这样的作者，他只有这种因缘关系的延续啊，自然法则啊，有风被撞击了啊，五十我们转向二十零时，推头确定就是这新的自然法则。</w:t>
+        <w:t>[00:24:40.280] 那这一些过程都是自顺着自然法则，我们叫心升起的定则，或者要新的定则，它就是一个一个个这样的标准，这样的这种定义下来的，或者我们叫。等无间缘啊，那么在这里面呢，没有一个主宰啊，没有主宰。说主导说诶，你的心就必须这样升起来的哦。那也没有一个造作者说哦，我来行，你这么安排好了啊，我每个我来来做，我来做啊，没有这样的作者，他只有这种因缘关系的延续啊，自然法则啊，有分被撞击了啊，五识我们转向二十零时，推度确定就是这新的自然法则。</w:t>
       </w:r>
     </w:p>
     <w:p>
@@ -8228,7 +8228,7 @@
         <w:rPr>
           <w:b w:val="0"/>
         </w:rPr>
-        <w:t>[00:28:07.200] 那这个塑形呢，我们就讲这十四种任务中，新的十四种作用中的塑形作用，或者要塑形任务啊。那观察者。如果我们禅修以后，你观明色啊，观察这种塑形心识工作的时候呢，就可以看到。塑形心识它是在体验所缘其所源的过程中，它扮演一种能力，这种能力是有很强的力量啊，我们叫或者我们用这种字叫势力啊啊。永强的这种势啊势能势力。那么这个书行，它这个带来业的力量，这个业力量包括善和不善啊，善的呢就是如理作意啊，不善于是不如理作意。那么这个如理作意和不如理作意的关键因素是什么？</w:t>
+        <w:t>[00:28:07.200] 那这个速行呢，我们就讲这十四种任务中，新的十四种作用中的速行作用，或者要速行任务啊。那观察者。如果我们禅修以后，你观明色啊，观察这种速行心识工作的时候呢，就可以看到。速行心识它是在体验所缘其所缘的过程中，它扮演一种能力，这种能力是有很强的力量啊，我们叫或者我们用这种字叫势力啊啊。永强的这种势啊势能势力。那么这个速行，它这个带来业的力量，这个业力量包括善和不善啊，善的呢就是如理作意啊，不善于是不如理作意。那么这个如理作意和不如理作意的关键因素是什么？</w:t>
       </w:r>
     </w:p>
     <w:p>
@@ -8243,7 +8243,7 @@
         <w:rPr>
           <w:b w:val="0"/>
         </w:rPr>
-        <w:t>[00:48:29.500] 快速的啊，这个对欲界都是快速的，对所言造业。那造下的善的话呢，也很有威力，不善呢也很有威力，而且会持续的啊越来越强。啊，所以这个塑形呢，啊，我们就要认知到啊这个。这个我们生命未来的加工厂啊，我们怎么来去面对它？怎么去？这个让他我们的生命呢，越来越提升啊，</w:t>
+        <w:t>[00:48:29.500] 快速的啊，这个对欲界都是快速的，对所缘造业。那造下的善的话呢，也很有威力，不善呢也很有威力，而且会持续的啊越来越强。啊，所以这个速行呢，啊，我们就要认知到啊这个。这个我们生命未来的加工厂啊，我们怎么来去面对它？怎么去？这个让他我们的生命呢，越来越提升啊，</w:t>
       </w:r>
     </w:p>
     <w:p>
@@ -8266,7 +8266,7 @@
         <w:rPr>
           <w:b w:val="0"/>
         </w:rPr>
-        <w:t>[00:57:35.625] 第四个是发动色无色殊行，不得必所缘。色无色殊行就是我们讲啊，禅那心啊，呃，五种色界刹那心和四种无色界刹那心啊，它不会有比所缘情。啊，邪性决定啊，就是定邪见啊，定邪见呢，不会有闭锁缘孔。正性决定法就八圣道分，就是道心果心生起来的时候，它不会有闭锁缘。</w:t>
+        <w:t>[00:59:35.625] 第四个是发动色无色速行，不得彼所缘。色无色速行就是我们讲啊，禅那心啊，呃，五种色界刹那心和四种无色界刹那心啊，它不会有彼所缘情。啊，邪性决定啊，就是定邪见啊，定邪见呢，不会有闭锁缘孔。正性决定法就八圣道分，就是道心果心生起来的时候，它不会有闭锁缘。</w:t>
       </w:r>
     </w:p>
     <w:p>
@@ -8289,7 +8289,7 @@
         <w:rPr>
           <w:b w:val="0"/>
         </w:rPr>
-        <w:t>[01:00:04.260] 初世间出行，不得必所言，就是你这个果定啊。神通的时候神通心出行生起来不会有彼所缘啊。无碍解制的书性不会比无上碍已经是阿拉汉和佛陀的啊。欲界微弱的所缘不得彼所缘啊。啊，就是你不是其大所言啊，或者是清晰所言的时候，不会得鼻所言。嗯，要进入欲界有门的能力范围，才得必所愿啊。</w:t>
+        <w:t>[01:00:04.260] 初世间速行，不得彼所缘，就是你这个果定啊。神通的时候神通心速行生起来不会有彼所缘啊。无碍解制的书性不会比无上碍已经是阿拉汉和佛陀的啊。欲界微弱的所缘不得彼所缘啊。啊，就是你不是其大所缘啊，或者是清晰所缘的时候，不会得彼所缘。嗯，要进入欲界有门的能力范围，才得彼所缘啊。</w:t>
       </w:r>
     </w:p>
     <w:p>
@@ -8312,7 +8312,7 @@
         <w:rPr>
           <w:b w:val="0"/>
         </w:rPr>
-        <w:t>[01:00:35.620] 刚才讲的这个这个色无色塑形啊，是塑形啊，我们欲界也可以生起刹那性，无色界刹那性啊，所以不得彼所缘。但是呢，如果你生在色界和无色界的梵天人里面，他生起了心路，所有心路，不管他是欲界的心路还是色界的心路，都没有比所缘啊。</w:t>
+        <w:t>[01:00:35.620] 刚才讲的这个这个色无色速行啊，是速行啊，我们欲界也可以生起刹那性，无色界刹那性啊，所以不得彼所缘。但是呢，如果你生在色界和无色界的梵天人里面，他生起了心路，所有心路，不管他是欲界的心路还是色界的心路，都没有彼所缘啊。</w:t>
       </w:r>
     </w:p>
     <w:p>
@@ -8327,7 +8327,7 @@
         <w:rPr>
           <w:b w:val="0"/>
         </w:rPr>
-        <w:t>[01:00:59.640] 这个是鼻索炎不发生的是一种情况。好，大家做一个了解啊。那其他的关于鼻索炎的一些特别啊，我们讲比较有意思的东西呢，我们明天再来。</w:t>
+        <w:t>[01:00:59.640] 这个是彼所缘不发生的是一种情况。好，大家做一个了解啊。那其他的关于彼所缘的一些特别啊，我们讲比较有意思的东西呢，我们明天再来。</w:t>
       </w:r>
     </w:p>
     <w:p>
@@ -8492,7 +8492,7 @@
         <w:rPr>
           <w:b w:val="0"/>
         </w:rPr>
-        <w:t>[00:32:47.705] 你看啊，你像这个呢，我们你看。它只是用不同的这个方式去把它标出来。啊，这个。深蓝色的这个呢，就是出自圆形对吧，道心果形好。然后这个。棕蓝色的这个呢，就是四个无色界星。啊，十二个无色界心。就是善行无色界的善心，无色界的果报心和无色界的无作心。哦。呃，它为什么不要在一个区域上长一样？好，那么再往下呢，就是这边过来浅蓝色的呢啊它是。</w:t>
+        <w:t>[00:32:47.705] 你看啊，你像这个呢，我们你看。它只是用不同的这个方式去把它标出来。啊，这个。深蓝色的这个呢，就是出自圆形对吧，道心果形好。然后这个。棕蓝色的这个呢，就是四个无色界星。啊，十二个无色界心。就是善行无色界的善心，无色界的果报心和无色界的唯作心。哦。呃，它为什么不要在一个区域上长一样？好，那么再往下呢，就是这边过来浅蓝色的呢啊它是。</w:t>
       </w:r>
     </w:p>
     <w:p>
@@ -18992,7 +18992,7 @@
         <w:rPr>
           <w:b w:val="0"/>
         </w:rPr>
-        <w:t>（自知识库媒体导出后 pymupdf 渲染，最大宽约 1200px），供投屏或板书对照；每页标注源材料与页码。《共读原文》文字一字未改。</w:t>
+        <w:t>（自知识库媒体导出后 pymupdf 渲染，最大宽约 1200px），供投屏或板书对照；每页标注源材料与页码。本清单已按「每册 ≤10 页」收敛，仅保留本讲最相关的机制图形页与 1 张拼版总图。《共读原文》文字一字未改。</w:t>
       </w:r>
     </w:p>
     <w:p>
@@ -19011,7 +19011,15 @@
         <w:rPr>
           <w:b w:val="0"/>
         </w:rPr>
-        <w:t>《如来禅修学体系83-摄路分别2-古源尊者-20250330（课件）》：![拼版总图·如来禅修学体系83-摄路分别2-古源尊者-20250330（课件）](课件原图/拼版_d42bd144.png)</w:t>
+        <w:t>《如来禅修学体系83-摄路分别2-古源尊者-20250330（课件）》：![拼版总图·如来禅修学体系83-摄路分别2-古源尊者-20250330（课件）](课件原图/拼版_d42bd144.jpg)</w:t>
+      </w:r>
+    </w:p>
+    <w:p>
+      <w:r>
+        <w:rPr>
+          <w:b/>
+        </w:rPr>
+        <w:t>图形页（目视定位所得）</w:t>
       </w:r>
     </w:p>
     <w:p>
@@ -19022,7 +19030,7 @@
         <w:rPr>
           <w:b w:val="0"/>
         </w:rPr>
-        <w:t>《摄阿毗达摩义论表解-简体-完整版201802.pdf》：![拼版总图·摄阿毗达摩义论表解-简体-完整版201802.pdf](课件原图/拼版_713cfba9.png)</w:t>
+        <w:t>《如来禅修学体系83-摄路分别2-古源尊者-20250330（课件）》第6页（流程图·安止速行心路（初入禅那））：![课件原图·如来禅修学体系83-摄路分别2-古源尊者-20250330（课件）·第6页](课件原图/课件原图_d42bd144_p06.jpg)</w:t>
       </w:r>
     </w:p>
     <w:p>
@@ -19033,7 +19041,7 @@
         <w:rPr>
           <w:b w:val="0"/>
         </w:rPr>
-        <w:t>《如来禅修学体系39-摄心分别1-古源尊者-20250210（课件）》：![拼版总图·如来禅修学体系39-摄心分别1-古源尊者-20250210（课件）](课件原图/拼版_daab1b23.png)</w:t>
+        <w:t>《如来禅修学体系83-摄路分别2-古源尊者-20250330（课件）》第8页（流程图·道心路过程）：![课件原图·如来禅修学体系83-摄路分别2-古源尊者-20250330（课件）·第8页](课件原图/课件原图_d42bd144_p08.jpg)</w:t>
       </w:r>
     </w:p>
     <w:p>
@@ -19044,7 +19052,7 @@
         <w:rPr>
           <w:b w:val="0"/>
         </w:rPr>
-        <w:t>《如来禅修学体系45-摄杂分别1-古源尊者-20250220（课件）》：![拼版总图·如来禅修学体系45-摄杂分别1-古源尊者-20250220（课件）](课件原图/拼版_579c8e05.png)</w:t>
+        <w:t>《如来禅修学体系83-摄路分别2-古源尊者-20250330（课件）》第11页（流程图·灭尽定心路）：![课件原图·如来禅修学体系83-摄路分别2-古源尊者-20250330（课件）·第11页](课件原图/课件原图_d42bd144_p11.jpg)</w:t>
       </w:r>
     </w:p>
     <w:p>
@@ -19055,15 +19063,7 @@
         <w:rPr>
           <w:b w:val="0"/>
         </w:rPr>
-        <w:t>《第012讲-前行-五种规律_大脑与心的关系-（共修版）》：![拼版总图·第012讲-前行-五种规律_大脑与心的关系-（共修版）](课件原图/拼版_b286abab.png)</w:t>
-      </w:r>
-    </w:p>
-    <w:p>
-      <w:r>
-        <w:rPr>
-          <w:b/>
-        </w:rPr>
-        <w:t>图形页（目视定位所得）</w:t>
+        <w:t>《如来禅修学体系83-摄路分别2-古源尊者-20250330（课件）》第12页（表格·心路心数量统计）：![课件原图·如来禅修学体系83-摄路分别2-古源尊者-20250330（课件）·第12页](课件原图/课件原图_d42bd144_p12.jpg)</w:t>
       </w:r>
     </w:p>
     <w:p>
@@ -19074,7 +19074,7 @@
         <w:rPr>
           <w:b w:val="0"/>
         </w:rPr>
-        <w:t>《如来禅修学体系83-摄路分别2-古源尊者-20250330（课件）》第3页（流程图·五门心路数算）：![课件原图·如来禅修学体系83-摄路分别2-古源尊者-20250330（课件）·第3页](课件原图/课件原图_d42bd144_p03.png)</w:t>
+        <w:t>《摄阿毗达摩义论表解-简体-完整版201802.pdf》第74页（心路图·欲界五门与意门心路过程）：![课件原图·摄阿毗达摩义论表解-简体-完整版201802.pdf·第74页](课件原图/课件原图_713cfba9_p74.jpg)</w:t>
       </w:r>
     </w:p>
     <w:p>
@@ -19085,7 +19085,7 @@
         <w:rPr>
           <w:b w:val="0"/>
         </w:rPr>
-        <w:t>《如来禅修学体系83-摄路分别2-古源尊者-20250330（课件）》第4页（表格·不同所缘强度五门心路）：![课件原图·如来禅修学体系83-摄路分别2-古源尊者-20250330（课件）·第4页](课件原图/课件原图_d42bd144_p04.png)</w:t>
+        <w:t>《摄阿毗达摩义论表解-简体-完整版201802.pdf》第76页（结构图·不同所缘强度心路）：![课件原图·摄阿毗达摩义论表解-简体-完整版201802.pdf·第76页](课件原图/课件原图_713cfba9_p76.jpg)</w:t>
       </w:r>
     </w:p>
     <w:p>
@@ -19096,7 +19096,7 @@
         <w:rPr>
           <w:b w:val="0"/>
         </w:rPr>
-        <w:t>《如来禅修学体系83-摄路分别2-古源尊者-20250330（课件）》第5页（表格·意门心路强度）：![课件原图·如来禅修学体系83-摄路分别2-古源尊者-20250330（课件）·第5页](课件原图/课件原图_d42bd144_p05.png)</w:t>
+        <w:t>《摄阿毗达摩义论表解-简体-完整版201802.pdf》第80页（心路图·道心与果心心路）：![课件原图·摄阿毗达摩义论表解-简体-完整版201802.pdf·第80页](课件原图/课件原图_713cfba9_p80.jpg)</w:t>
       </w:r>
     </w:p>
     <w:p>
@@ -19107,7 +19107,7 @@
         <w:rPr>
           <w:b w:val="0"/>
         </w:rPr>
-        <w:t>《如来禅修学体系83-摄路分别2-古源尊者-20250330（课件）》第6页（流程图·安止速行心路（初入禅那））：![课件原图·如来禅修学体系83-摄路分别2-古源尊者-20250330（课件）·第6页](课件原图/课件原图_d42bd144_p06.png)</w:t>
+        <w:t>《如来禅修学体系39-摄心分别1-古源尊者-20250210（课件）》第3页（流程图·心相续流图）：![课件原图·如来禅修学体系39-摄心分别1-古源尊者-20250210（课件）·第3页](课件原图/课件原图_daab1b23_p03.jpg)</w:t>
       </w:r>
     </w:p>
     <w:p>
@@ -19118,227 +19118,7 @@
         <w:rPr>
           <w:b w:val="0"/>
         </w:rPr>
-        <w:t>《如来禅修学体系83-摄路分别2-古源尊者-20250330（课件）》第8页（流程图·道心路过程）：![课件原图·如来禅修学体系83-摄路分别2-古源尊者-20250330（课件）·第8页](课件原图/课件原图_d42bd144_p08.png)</w:t>
-      </w:r>
-    </w:p>
-    <w:p>
-      <w:pPr>
-        <w:pStyle w:val="ListBullet"/>
-      </w:pPr>
-      <w:r>
-        <w:rPr>
-          <w:b w:val="0"/>
-        </w:rPr>
-        <w:t>《如来禅修学体系83-摄路分别2-古源尊者-20250330（课件）》第11页（流程图·灭尽定心路）：![课件原图·如来禅修学体系83-摄路分别2-古源尊者-20250330（课件）·第11页](课件原图/课件原图_d42bd144_p11.png)</w:t>
-      </w:r>
-    </w:p>
-    <w:p>
-      <w:pPr>
-        <w:pStyle w:val="ListBullet"/>
-      </w:pPr>
-      <w:r>
-        <w:rPr>
-          <w:b w:val="0"/>
-        </w:rPr>
-        <w:t>《如来禅修学体系83-摄路分别2-古源尊者-20250330（课件）》第12页（表格·心路心数量统计）：![课件原图·如来禅修学体系83-摄路分别2-古源尊者-20250330（课件）·第12页](课件原图/课件原图_d42bd144_p12.png)</w:t>
-      </w:r>
-    </w:p>
-    <w:p>
-      <w:pPr>
-        <w:pStyle w:val="ListBullet"/>
-      </w:pPr>
-      <w:r>
-        <w:rPr>
-          <w:b w:val="0"/>
-        </w:rPr>
-        <w:t>《摄阿毗达摩义论表解-简体-完整版201802.pdf》第15页（心流图·心相续流图与各心对表）：![课件原图·摄阿毗达摩义论表解-简体-完整版201802.pdf·第15页](课件原图/课件原图_713cfba9_p15.png)</w:t>
-      </w:r>
-    </w:p>
-    <w:p>
-      <w:pPr>
-        <w:pStyle w:val="ListBullet"/>
-      </w:pPr>
-      <w:r>
-        <w:rPr>
-          <w:b w:val="0"/>
-        </w:rPr>
-        <w:t>《摄阿毗达摩义论表解-简体-完整版201802.pdf》第43页（结构图·缘起图与八十九心明细表）：![课件原图·摄阿毗达摩义论表解-简体-完整版201802.pdf·第43页](课件原图/课件原图_713cfba9_p43.png)</w:t>
-      </w:r>
-    </w:p>
-    <w:p>
-      <w:pPr>
-        <w:pStyle w:val="ListBullet"/>
-      </w:pPr>
-      <w:r>
-        <w:rPr>
-          <w:b w:val="0"/>
-        </w:rPr>
-        <w:t>《摄阿毗达摩义论表解-简体-完整版201802.pdf》第61页（表格·摄门一览表）：![课件原图·摄阿毗达摩义论表解-简体-完整版201802.pdf·第61页](课件原图/课件原图_713cfba9_p61.png)</w:t>
-      </w:r>
-    </w:p>
-    <w:p>
-      <w:pPr>
-        <w:pStyle w:val="ListBullet"/>
-      </w:pPr>
-      <w:r>
-        <w:rPr>
-          <w:b w:val="0"/>
-        </w:rPr>
-        <w:t>《摄阿毗达摩义论表解-简体-完整版201802.pdf》第74页（心路图·欲界五门与意门心路过程）：![课件原图·摄阿毗达摩义论表解-简体-完整版201802.pdf·第74页](课件原图/课件原图_713cfba9_p74.png)</w:t>
-      </w:r>
-    </w:p>
-    <w:p>
-      <w:pPr>
-        <w:pStyle w:val="ListBullet"/>
-      </w:pPr>
-      <w:r>
-        <w:rPr>
-          <w:b w:val="0"/>
-        </w:rPr>
-        <w:t>《摄阿毗达摩义论表解-简体-完整版201802.pdf》第76页（结构图·不同所缘强度心路）：![课件原图·摄阿毗达摩义论表解-简体-完整版201802.pdf·第76页](课件原图/课件原图_713cfba9_p76.png)</w:t>
-      </w:r>
-    </w:p>
-    <w:p>
-      <w:pPr>
-        <w:pStyle w:val="ListBullet"/>
-      </w:pPr>
-      <w:r>
-        <w:rPr>
-          <w:b w:val="0"/>
-        </w:rPr>
-        <w:t>《摄阿毗达摩义论表解-简体-完整版201802.pdf》第77页（总表·五门心路过程总览）：![课件原图·摄阿毗达摩义论表解-简体-完整版201802.pdf·第77页](课件原图/课件原图_713cfba9_p77.png)</w:t>
-      </w:r>
-    </w:p>
-    <w:p>
-      <w:pPr>
-        <w:pStyle w:val="ListBullet"/>
-      </w:pPr>
-      <w:r>
-        <w:rPr>
-          <w:b w:val="0"/>
-        </w:rPr>
-        <w:t>《摄阿毗达摩义论表解-简体-完整版201802.pdf》第80页（心路图·道心与果心心路）：![课件原图·摄阿毗达摩义论表解-简体-完整版201802.pdf·第80页](课件原图/课件原图_713cfba9_p80.png)</w:t>
-      </w:r>
-    </w:p>
-    <w:p>
-      <w:pPr>
-        <w:pStyle w:val="ListBullet"/>
-      </w:pPr>
-      <w:r>
-        <w:rPr>
-          <w:b w:val="0"/>
-        </w:rPr>
-        <w:t>《如来禅修学体系39-摄心分别1-古源尊者-20250210（课件）》第3页（流程图·心相续流图）：![课件原图·如来禅修学体系39-摄心分别1-古源尊者-20250210（课件）·第3页](课件原图/课件原图_daab1b23_p03.png)</w:t>
-      </w:r>
-    </w:p>
-    <w:p>
-      <w:pPr>
-        <w:pStyle w:val="ListBullet"/>
-      </w:pPr>
-      <w:r>
-        <w:rPr>
-          <w:b w:val="0"/>
-        </w:rPr>
-        <w:t>《如来禅修学体系39-摄心分别1-古源尊者-20250210（课件）》第5页（结构图·五种法则）：![课件原图·如来禅修学体系39-摄心分别1-古源尊者-20250210（课件）·第5页](课件原图/课件原图_daab1b23_p05.png)</w:t>
-      </w:r>
-    </w:p>
-    <w:p>
-      <w:pPr>
-        <w:pStyle w:val="ListBullet"/>
-      </w:pPr>
-      <w:r>
-        <w:rPr>
-          <w:b w:val="0"/>
-        </w:rPr>
-        <w:t>《如来禅修学体系45-摄杂分别1-古源尊者-20250220（课件）》第3页（流程图·心相续流图）：![课件原图·如来禅修学体系45-摄杂分别1-古源尊者-20250220（课件）·第3页](课件原图/课件原图_579c8e05_p03.png)</w:t>
-      </w:r>
-    </w:p>
-    <w:p>
-      <w:pPr>
-        <w:pStyle w:val="ListBullet"/>
-      </w:pPr>
-      <w:r>
-        <w:rPr>
-          <w:b w:val="0"/>
-        </w:rPr>
-        <w:t>《如来禅修学体系45-摄杂分别1-古源尊者-20250220（课件）》第4页（思维导图·从六个面分析心）：![课件原图·如来禅修学体系45-摄杂分别1-古源尊者-20250220（课件）·第4页](课件原图/课件原图_579c8e05_p04.png)</w:t>
-      </w:r>
-    </w:p>
-    <w:p>
-      <w:pPr>
-        <w:pStyle w:val="ListBullet"/>
-      </w:pPr>
-      <w:r>
-        <w:rPr>
-          <w:b w:val="0"/>
-        </w:rPr>
-        <w:t>《如来禅修学体系45-摄杂分别1-古源尊者-20250220（课件）》第6页（表格·心所分类大表）：![课件原图·如来禅修学体系45-摄杂分别1-古源尊者-20250220（课件）·第6页](课件原图/课件原图_579c8e05_p06.png)</w:t>
-      </w:r>
-    </w:p>
-    <w:p>
-      <w:pPr>
-        <w:pStyle w:val="ListBullet"/>
-      </w:pPr>
-      <w:r>
-        <w:rPr>
-          <w:b w:val="0"/>
-        </w:rPr>
-        <w:t>《如来禅修学体系45-摄杂分别1-古源尊者-20250220（课件）》第7页（流程图·心路过程对比）：![课件原图·如来禅修学体系45-摄杂分别1-古源尊者-20250220（课件）·第7页](课件原图/课件原图_579c8e05_p07.png)</w:t>
-      </w:r>
-    </w:p>
-    <w:p>
-      <w:pPr>
-        <w:pStyle w:val="ListBullet"/>
-      </w:pPr>
-      <w:r>
-        <w:rPr>
-          <w:b w:val="0"/>
-        </w:rPr>
-        <w:t>《如来禅修学体系45-摄杂分别1-古源尊者-20250220（课件）》第8页（流程图·五门与意门心路详解）：![课件原图·如来禅修学体系45-摄杂分别1-古源尊者-20250220（课件）·第8页](课件原图/课件原图_579c8e05_p08.png)</w:t>
-      </w:r>
-    </w:p>
-    <w:p>
-      <w:pPr>
-        <w:pStyle w:val="ListBullet"/>
-      </w:pPr>
-      <w:r>
-        <w:rPr>
-          <w:b w:val="0"/>
-        </w:rPr>
-        <w:t>《第012讲-前行-五种规律_大脑与心的关系-（共修版）》第1页（结构图·五种规律总览）：![课件原图·第012讲-前行-五种规律_大脑与心的关系-（共修版）·第1页](课件原图/课件原图_b286abab_p01.png)</w:t>
-      </w:r>
-    </w:p>
-    <w:p>
-      <w:pPr>
-        <w:pStyle w:val="ListBullet"/>
-      </w:pPr>
-      <w:r>
-        <w:rPr>
-          <w:b w:val="0"/>
-        </w:rPr>
-        <w:t>《第012讲-前行-五种规律_大脑与心的关系-（共修版）》第3页（流程图·心路过程）：![课件原图·第012讲-前行-五种规律_大脑与心的关系-（共修版）·第3页](课件原图/课件原图_b286abab_p03.png)</w:t>
-      </w:r>
-    </w:p>
-    <w:p>
-      <w:pPr>
-        <w:pStyle w:val="ListBullet"/>
-      </w:pPr>
-      <w:r>
-        <w:rPr>
-          <w:b w:val="0"/>
-        </w:rPr>
-        <w:t>《第012讲-前行-五种规律_大脑与心的关系-（共修版）》第5页（流程图·五门心路过程）：![课件原图·第012讲-前行-五种规律_大脑与心的关系-（共修版）·第5页](课件原图/课件原图_b286abab_p05.png)</w:t>
-      </w:r>
-    </w:p>
-    <w:p>
-      <w:pPr>
-        <w:pStyle w:val="ListBullet"/>
-      </w:pPr>
-      <w:r>
-        <w:rPr>
-          <w:b w:val="0"/>
-        </w:rPr>
-        <w:t>《第012讲-前行-五种规律_大脑与心的关系-（共修版）》第11页（流程图·眼门心路过程示意）：![课件原图·第012讲-前行-五种规律_大脑与心的关系-（共修版）·第11页](课件原图/课件原图_b286abab_p11.png)</w:t>
+        <w:t>《如来禅修学体系45-摄杂分别1-古源尊者-20250220（课件）》第7页（流程图·心路过程对比）：![课件原图·如来禅修学体系45-摄杂分别1-古源尊者-20250220（课件）·第7页](课件原图/课件原图_579c8e05_p07.jpg)</w:t>
       </w:r>
     </w:p>
     <w:sectPr>

--- a/交付成果/第三轮修订版/第三轮4周版/读书会15_心路过程与心识作用_4周资料包（第三版修订）/Word版/第4周_速行安止心路与修行应用_主持人版.docx
+++ b/交付成果/第三轮修订版/第三轮4周版/读书会15_心路过程与心识作用_4周资料包（第三版修订）/Word版/第4周_速行安止心路与修行应用_主持人版.docx
@@ -8289,7 +8289,7 @@
         <w:rPr>
           <w:b w:val="0"/>
         </w:rPr>
-        <w:t>[01:00:04.260] 初世间速行，不得彼所缘，就是你这个果定啊。神通的时候神通心速行生起来不会有彼所缘啊。无碍解制的书性不会比无上碍已经是阿拉汉和佛陀的啊。欲界微弱的所缘不得彼所缘啊。啊，就是你不是其大所缘啊，或者是清晰所缘的时候，不会得彼所缘。嗯，要进入欲界有门的能力范围，才得彼所缘啊。</w:t>
+        <w:t>[01:00:04.260] 初世间速行，不得彼所缘，就是你这个果定啊。神通的时候神通心速行生起来不会有彼所缘啊。无碍解制的速行不会比无碍解已经是阿拉汉和佛陀的啊。欲界微弱的所缘不得彼所缘啊。啊，就是你不是其大所缘啊，或者是清晰所缘的时候，不会得彼所缘。嗯，要进入欲界意门的能力范围，才得彼所缘啊。</w:t>
       </w:r>
     </w:p>
     <w:p>

--- a/交付成果/第三轮修订版/第三轮4周版/读书会15_心路过程与心识作用_4周资料包（第三版修订）/Word版/第4周_速行安止心路与修行应用_主持人版.docx
+++ b/交付成果/第三轮修订版/第三轮4周版/读书会15_心路过程与心识作用_4周资料包（第三版修订）/Word版/第4周_速行安止心路与修行应用_主持人版.docx
@@ -8093,7 +8093,7 @@
         <w:rPr>
           <w:b w:val="0"/>
         </w:rPr>
-        <w:t>[00:13:48.885] 这个我们不要混淆起来，前面我们讲过了。但是，只要谈到苦果报。不可以果报啊，就可以把这个无记法呢分开来了。你无记法，它不能够带来果报。当我们谈不善心的时候，他就是带罪的，有苦果报的。就是不善法，生起来的时候就是有罪了，同时带有不善业的力量。呃，这个苦果报或者不可以果报呢啊，它就是如果我们去观察它就是。跟上一样的就是他将成就的果。啊。是从成就的角度来看呢。所以他这样的一种。不善的这种数值呢啊，就所谓不善的这个特相，不善的特像升起来的时候，它带着什么。啊。带来什么？未来会成就什么？啊，所以带罪的不善果报的，或者不可以果报啊。</w:t>
+        <w:t>[00:13:48.885] 这个我们不要混淆起来，前面我们讲过了。但是，只要谈到苦果报。不可意果报啊，就可以把这个无记法呢分开来了。你无记法，它不能够带来果报。当我们谈不善心的时候，他就是带罪的，有苦果报的。就是不善法，生起来的时候就是有罪了，同时带有不善业的力量。呃，这个苦果报或者不可意果报呢啊，它就是如果我们去观察它就是。跟上一样的就是他将成就的果。啊。是从成就的角度来看呢。所以他这样的一种。不善的这种数值呢啊，就所谓不善的这个特相，不善的特像升起来的时候，它带着什么。啊。带来什么？未来会成就什么？啊，所以带罪的不善果报的，或者不可意果报啊。</w:t>
       </w:r>
     </w:p>
     <w:p>
@@ -8123,7 +8123,7 @@
         <w:rPr>
           <w:b w:val="0"/>
         </w:rPr>
-        <w:t>[00:20:51.170] 那么对于这个善和不善的这个速行心的来讲的话呢，那么。除了这个能知能源呢，它还加一个功能啊是什么呢，能够带出业。它能够带出业力。啊，一般的，比如说我们五识啊，你说推度这种果报心啊，或者这种唯作心啊，或者彼所缘心啊，或者阿拉汉的唯作心。它是不会带来业力的，但是善和不善的这个心，这种心识，这种能源能知呢？它会带出业力，也就是善和不善的业的利用啊。那个啊利用啊。那这也就是在速行里面啊，这些心石跟其他的心石最大的差别了，嗯。</w:t>
+        <w:t>[00:20:51.170] 那么对于这个善和不善的这个速行心的来讲的话呢，那么。除了这个能知能源呢，它还加一个功能啊是什么呢，能够带出业。它能够带出业力。啊，一般的，比如说我们五识啊，你说推度这种果报心啊，或者这种唯作心啊，或者彼所缘心啊，或者阿拉汉的唯作心。它是不会带来业力的，但是善和不善的这个心，这种心识，这种能源能知呢？它会带出业力，也就是善和不善的业的力用啊。那个啊力用啊。那这也就是在速行里面啊，这些心识跟其他的心识最大的差别了，嗯。</w:t>
       </w:r>
     </w:p>
     <w:p>
@@ -8183,7 +8183,7 @@
         <w:rPr>
           <w:b w:val="0"/>
         </w:rPr>
-        <w:t>[00:23:21.180] 啊，被所缘刺激之后啊，有分就会转起啊转起我们转向啊，有分被一激动，我们转向就会升起来。诶什么东西呀啊然后根据什么所缘交给五识，眼耳鼻舌身识啊有个别的去认知，所谓的这个无所缘呢啊，那如果它是颜色，颜色就启动哦。啊，如果是声音耳子启动啊等等，然后经过啊，这个五识，然后经过领受推度啊啊，然后这个去确定它啊是什么啊。那么这个整个过程呢，是完成对于这个所缘的自然反应啊，这个过程它是一个自然反应，所有的都是这样一确定以后呢，就会接下来速行心去扮演这个速行的功能。</w:t>
+        <w:t>[00:23:21.180] 啊，被所缘刺激之后啊，有分就会转起啊转起五门转向啊，有分被一激动，五门转向就会升起来。诶什么东西呀啊然后根据什么所缘交给五识，眼耳鼻舌身识啊有个别的去认知，所谓的这个五所缘呢啊，那如果它是颜色，颜色就启动哦。啊，如果是声音耳识启动啊等等，然后经过啊，这个五识，然后经过领受推度啊啊，然后这个去确定它啊是什么啊。那么这个整个过程呢，是完成对于这个所缘的自然反应啊，这个过程它是一个自然反应，所有的都是这样一确定以后呢，就会接下来速行心去扮演这个速行的功能。</w:t>
       </w:r>
     </w:p>
     <w:p>
@@ -8198,7 +8198,7 @@
         <w:rPr>
           <w:b w:val="0"/>
         </w:rPr>
-        <w:t>[00:24:13.480] 也就是啊，能够带出业力的这个工作，我们就讲就进入生产车间开始生产了，生产出来这个产品就是要用在你的生命里面的，不管这个生产出来产品，不管是次品还是毒品。你都没有办法了，你都是照单全收的啊，你是不能退的啊，你自己制造的这个液力加工厂是不可退货的。那啊，</w:t>
+        <w:t>[00:24:13.480] 也就是啊，能够带出业力的这个工作，我们就讲就进入生产车间开始生产了，生产出来这个产品就是要用在你的生命里面的，不管这个生产出来产品，不管是次品还是毒品。你都没有办法了，你都是照单全收的啊，你是不能退的啊，你自己制造的这个业力加工厂是不可退货的。那啊，</w:t>
       </w:r>
     </w:p>
     <w:p>
@@ -8213,7 +8213,7 @@
         <w:rPr>
           <w:b w:val="0"/>
         </w:rPr>
-        <w:t>[00:24:40.280] 那这一些过程都是自顺着自然法则，我们叫心升起的定则，或者要新的定则，它就是一个一个个这样的标准，这样的这种定义下来的，或者我们叫。等无间缘啊，那么在这里面呢，没有一个主宰啊，没有主宰。说主导说诶，你的心就必须这样升起来的哦。那也没有一个造作者说哦，我来行，你这么安排好了啊，我每个我来来做，我来做啊，没有这样的作者，他只有这种因缘关系的延续啊，自然法则啊，有分被撞击了啊，五识我们转向二十零时，推度确定就是这新的自然法则。</w:t>
+        <w:t>[00:24:40.280] 那这一些过程都是自顺着自然法则，我们叫心升起的定则，或者要新的定则，它就是一个一个个这样的标准，这样的这种定义下来的，或者我们叫。等无间缘啊，那么在这里面呢，没有一个主宰啊，没有主宰。说主导说诶，你的心就必须这样升起来的哦。那也没有一个造作者说哦，我来行，你这么安排好了啊，我每个我来来做，我来做啊，没有这样的作者，他只有这种因缘关系的延续啊，自然法则啊，有分被撞击了啊，五门转向、耳识、领受、推度、确定就是这新的自然法则。</w:t>
       </w:r>
     </w:p>
     <w:p>
@@ -8228,7 +8228,7 @@
         <w:rPr>
           <w:b w:val="0"/>
         </w:rPr>
-        <w:t>[00:28:07.200] 那这个速行呢，我们就讲这十四种任务中，新的十四种作用中的速行作用，或者要速行任务啊。那观察者。如果我们禅修以后，你观明色啊，观察这种速行心识工作的时候呢，就可以看到。速行心识它是在体验所缘其所缘的过程中，它扮演一种能力，这种能力是有很强的力量啊，我们叫或者我们用这种字叫势力啊啊。永强的这种势啊势能势力。那么这个速行，它这个带来业的力量，这个业力量包括善和不善啊，善的呢就是如理作意啊，不善于是不如理作意。那么这个如理作意和不如理作意的关键因素是什么？</w:t>
+        <w:t>[00:28:07.200] 那这个速行呢，我们就讲这十四种任务中，心的十四种作用中的速行作用，或者要速行任务啊。那观察者。如果我们禅修以后，你观名色啊，观察这种速行心识工作的时候呢，就可以看到。速行心识它是在体验所缘其所缘的过程中，它扮演一种能力，这种能力是有很强的力量啊，我们叫或者我们用这种字叫势力啊啊。永强的这种势啊势能势力。那么这个速行，它这个带来业的力量，这个业力量包括善和不善啊，善的呢就是如理作意啊，不善于是不如理作意。那么这个如理作意和不如理作意的关键因素是什么？</w:t>
       </w:r>
     </w:p>
     <w:p>
@@ -8266,7 +8266,7 @@
         <w:rPr>
           <w:b w:val="0"/>
         </w:rPr>
-        <w:t>[00:59:35.625] 第四个是发动色无色速行，不得彼所缘。色无色速行就是我们讲啊，禅那心啊，呃，五种色界刹那心和四种无色界刹那心啊，它不会有彼所缘情。啊，邪性决定啊，就是定邪见啊，定邪见呢，不会有闭锁缘孔。正性决定法就八圣道分，就是道心果心生起来的时候，它不会有闭锁缘。</w:t>
+        <w:t>[00:59:35.625] 第四个是发动色无色速行，不得彼所缘。色无色速行就是我们讲啊，禅那心啊，呃，五种色界刹那心和四种无色界刹那心啊，它不会有彼所缘。啊，邪性决定啊，就是定邪见啊，定邪见呢，不会有彼所缘。正性决定法就八圣道分，就是道心果心生起来的时候，它不会有彼所缘。</w:t>
       </w:r>
     </w:p>
     <w:p>
@@ -8289,7 +8289,7 @@
         <w:rPr>
           <w:b w:val="0"/>
         </w:rPr>
-        <w:t>[01:00:04.260] 初世间速行，不得彼所缘，就是你这个果定啊。神通的时候神通心速行生起来不会有彼所缘啊。无碍解制的速行不会比无碍解已经是阿拉汉和佛陀的啊。欲界微弱的所缘不得彼所缘啊。啊，就是你不是其大所缘啊，或者是清晰所缘的时候，不会得彼所缘。嗯，要进入欲界意门的能力范围，才得彼所缘啊。</w:t>
+        <w:t>[01:00:04.260] 出世间速行，不得彼所缘，就是你这个果定啊。神通的时候神通心速行生起来不会有彼所缘啊。无碍解智的速行不会有彼所缘，无碍解智它是阿拉汉和佛陀的啊。欲界微弱的所缘不得彼所缘啊。啊，就是你不是极大所缘啊，或者是清晰所缘的时候，不会得彼所缘。嗯，要进入欲界意门的能力范围，才得彼所缘啊。</w:t>
       </w:r>
     </w:p>
     <w:p>
@@ -8477,7 +8477,7 @@
         <w:rPr>
           <w:b w:val="0"/>
         </w:rPr>
-        <w:t>[00:20:54.240] 就是善心不善心呢啊，那我们会看到有因的果报心啊，有因的果报心呢。跟这个跟这个善心呢啊基本上都是一样对吧？啊有因的果报心跟善心这个都一样，那什么意思呢？就是八大善心跟八大果报心它是一样的。啊，然后这个这个这个色戒的啊，禅纳心跟色戒的这个果报心态是一样的啊，无色界也是一样的啊。然后这个这个出子间的这个道心和果心，它其实长得也是一样的。啊，</w:t>
+        <w:t>[00:20:54.240] 就是善心不善心呢啊，那我们会看到有因的果报心啊，有因的果报心呢。跟这个跟这个善心呢啊基本上都是一样对吧？啊有因的果报心跟善心这个都一样，那什么意思呢？就是八大善心跟八大果报心它是一样的。啊，然后这个这个这个色界的啊，禅那心跟色界的这个果报心是一样的啊，无色界也是一样的啊。然后这个这个出世间的这个道心和果心，它其实长得也是一样的。啊，</w:t>
       </w:r>
     </w:p>
     <w:p>
@@ -8492,7 +8492,7 @@
         <w:rPr>
           <w:b w:val="0"/>
         </w:rPr>
-        <w:t>[00:32:47.705] 你看啊，你像这个呢，我们你看。它只是用不同的这个方式去把它标出来。啊，这个。深蓝色的这个呢，就是出自圆形对吧，道心果形好。然后这个。棕蓝色的这个呢，就是四个无色界星。啊，十二个无色界心。就是善行无色界的善心，无色界的果报心和无色界的唯作心。哦。呃，它为什么不要在一个区域上长一样？好，那么再往下呢，就是这边过来浅蓝色的呢啊它是。</w:t>
+        <w:t>[00:32:47.705] 你看啊，你像这个呢，我们你看。它只是用不同的这个方式去把它标出来。啊，这个。深蓝色的这个呢，就是出世间心对吧，道心果心好。然后这个。棕蓝色的这个呢，就是四个无色界心。啊，十二个无色界心。就是善行无色界的善心，无色界的果报心和无色界的唯作心。哦。呃，它为什么不要在一个区域上长一样？好，那么再往下呢，就是这边过来浅蓝色的呢啊它是。</w:t>
       </w:r>
     </w:p>
     <w:p>
@@ -8507,7 +8507,7 @@
         <w:rPr>
           <w:b w:val="0"/>
         </w:rPr>
-        <w:t>[00:33:38.000] 十五个这个禅纳的跟这个相关的心啊，它有个就是这个色界的善行，就是初禅二禅三禅四禅五禅，</w:t>
+        <w:t>[00:33:38.000] 十五个这个禅那的跟这个相关的心啊，它有个就是这个色界的善行，就是初禅二禅三禅四禅五禅，</w:t>
       </w:r>
     </w:p>
     <w:p>
@@ -8522,7 +8522,7 @@
         <w:rPr>
           <w:b w:val="0"/>
         </w:rPr>
-        <w:t>[00:33:50.050] 我们正常那的时候。好，然后呢，再下来呢，有这个这个色戒的果报性。色界的果报心，它只发生在哪里呢？</w:t>
+        <w:t>[00:33:50.050] 我们正常那的时候。好，然后呢，再下来呢，有这个这个色界的果报心。色界的果报心，它只发生在哪里呢？</w:t>
       </w:r>
     </w:p>
     <w:p>
@@ -8537,7 +8537,7 @@
         <w:rPr>
           <w:b w:val="0"/>
         </w:rPr>
-        <w:t>[00:34:00.445] 就发生在你在初禅、二禅、三禅、四禅天、五禅天的时候，那个有分行。你的学生心、死亡心和有分心，那就是初禅果报心、二禅果报心、三禅果报心、四禅果报心。</w:t>
+        <w:t>[00:34:00.445] 就发生在你在初禅、二禅、三禅、四禅天、五禅天的时候，那个有分行。你的结生心、死亡心和有分心，那就是初禅果报心、二禅果报心、三禅果报心、四禅果报心。</w:t>
       </w:r>
     </w:p>
     <w:p>
@@ -8567,7 +8567,7 @@
         <w:rPr>
           <w:b w:val="0"/>
         </w:rPr>
-        <w:t>[00:37:51.940] 所以呢，我们讲有行心呢，它是比较有力量，不管你是造善业还是造不善业，它是有行心，都是比较有力量。当然，在不善业的有行星里面，它会有两个。专门的心锁叫昏沉睡眠，那么对于这个善心里面的有形心，它没有昏沉睡眠啊。只是你能够分辨的出来这样，嗯。好，</w:t>
+        <w:t>[00:37:51.940] 所以呢，我们讲有行心呢，它是比较有力量，不管你是造善业还是造不善业，它是有行心，都是比较有力量。当然，在不善业的有行心里面，它会有两个。专门的心所叫昏沉睡眠，那么对于这个善心里面的有行心，它没有昏沉睡眠啊。只是你能够分辨的出来这样，嗯。好，</w:t>
       </w:r>
     </w:p>
     <w:p>
